--- a/test_data/smlouva_gdpr_test_57_anon.docx
+++ b/test_data/smlouva_gdpr_test_57_anon.docx
@@ -57,7 +57,7 @@
     </w:p>
     <w:p>
       <w:r>
-        <w:t>[[ADDRESS_1]]</w:t>
+        <w:t>Sídlo: [[ADDRESS_1]]</w:t>
       </w:r>
     </w:p>
     <w:p>
@@ -152,7 +152,7 @@
     </w:p>
     <w:p>
       <w:r>
-        <w:t>[[ADDRESS_3]]</w:t>
+        <w:t>Trvalý pobyt: [[ADDRESS_3]]</w:t>
       </w:r>
     </w:p>
     <w:p>
@@ -220,7 +220,7 @@
     <w:p/>
     <w:p>
       <w:r>
-        <w:t>1. Zaměstnavatel Advokátní kancelář Lex &amp; Partners s.r.o. přijímá zaměstnance [[PERSON_3]] do pracovního poměru na pozici účetní.</w:t>
+        <w:t>1. Zaměstnavatel Advokátní kancelář Lex &amp; Partners s.r.o. přijímá zaměstnance [[PERSON_2]] do pracovního poměru na pozici účetní.</w:t>
       </w:r>
     </w:p>
     <w:p>
@@ -269,7 +269,7 @@
     </w:p>
     <w:p>
       <w:r>
-        <w:t>Jméno a příjmení: PhDr. [[PERSON_4]]</w:t>
+        <w:t>Jméno a příjmení: PhDr. [[PERSON_3]]</w:t>
       </w:r>
     </w:p>
     <w:p>
@@ -284,7 +284,7 @@
     </w:p>
     <w:p>
       <w:r>
-        <w:t>[[ADDRESS_4]]</w:t>
+        <w:t>[[ADDRESS_6]]</w:t>
       </w:r>
     </w:p>
     <w:p>
@@ -310,7 +310,7 @@
     </w:p>
     <w:p>
       <w:r>
-        <w:t>Jméno a příjmení: PhDr. [[PERSON_5]]</w:t>
+        <w:t>Jméno a příjmení: PhDr. [[PERSON_4]]</w:t>
       </w:r>
     </w:p>
     <w:p>
@@ -325,7 +325,7 @@
     </w:p>
     <w:p>
       <w:r>
-        <w:t>[[ADDRESS_5]]</w:t>
+        <w:t>[[ADDRESS_7]]</w:t>
       </w:r>
     </w:p>
     <w:p>
@@ -351,7 +351,7 @@
     </w:p>
     <w:p>
       <w:r>
-        <w:t>Jméno a příjmení: Ing. [[PERSON_6]]</w:t>
+        <w:t>Jméno a příjmení: Ing. [[PERSON_5]]</w:t>
       </w:r>
     </w:p>
     <w:p>
@@ -366,7 +366,7 @@
     </w:p>
     <w:p>
       <w:r>
-        <w:t>[[ADDRESS_6]]</w:t>
+        <w:t>[[ADDRESS_8]]</w:t>
       </w:r>
     </w:p>
     <w:p>
@@ -397,7 +397,7 @@
     </w:p>
     <w:p>
       <w:r>
-        <w:t>Jméno a příjmení: Bc. [[PERSON_7]]</w:t>
+        <w:t>Jméno a příjmení: Bc. [[PERSON_6]]</w:t>
       </w:r>
     </w:p>
     <w:p>
@@ -412,7 +412,7 @@
     </w:p>
     <w:p>
       <w:r>
-        <w:t>[[ADDRESS_7]]</w:t>
+        <w:t>[[ADDRESS_9]]</w:t>
       </w:r>
     </w:p>
     <w:p>
@@ -456,19 +456,19 @@
     </w:p>
     <w:p>
       <w:r>
-        <w:t>c) Písemně na adresy: [[ADDRESS_8]] 233/25, 110 00 [[ADDRESS_9]]</w:t>
+        <w:t>c) Písemně na adresy: [[ADDRESS_2]] a [[ADDRESS_3]]</w:t>
       </w:r>
     </w:p>
     <w:p/>
     <w:p>
       <w:r>
-        <w:t>2. V průběhu plnění smlouvy budou osobní údaje [[PERSON_2]] a [[PERSON_4]] zpracovávány v rozsahu nezbytném pro splnění smluvních povinností.</w:t>
+        <w:t>2. V průběhu plnění smlouvy budou osobní údaje [[PERSON_2]] a [[PERSON_3]] zpracovávány v rozsahu nezbytném pro splnění smluvních povinností.</w:t>
       </w:r>
     </w:p>
     <w:p/>
     <w:p>
       <w:r>
-        <w:t>3. Dokumenty budou zasílány [[PERSON_2]] na výše uvedenou e-mailovou adresu [[EMAIL_2]]. V případě nedoručení bude kontaktován/a paní [[PERSON_4]] na telefonním čísle[[PHONE_4]].</w:t>
+        <w:t>3. Dokumenty budou zasílány [[PERSON_2]] na výše uvedenou e-mailovou adresu [[EMAIL_2]]. V případě nedoručení bude kontaktován/a paní [[PERSON_3]] na telefonním čísle[[PHONE_4]].</w:t>
       </w:r>
     </w:p>
     <w:p/>
@@ -485,32 +485,32 @@
     </w:p>
     <w:p>
       <w:r>
-        <w:t>- Nominativ: [[PERSON_1]], [[PERSON_2]], [[PERSON_4]]</w:t>
+        <w:t>- Nominativ: [[PERSON_1]], [[PERSON_2]], [[PERSON_3]]</w:t>
       </w:r>
     </w:p>
     <w:p>
       <w:r>
-        <w:t>- Genitiv: [[PERSON_8]], [[PERSON_2]], [[PERSON_4]]</w:t>
+        <w:t>- Genitiv: [[PERSON_7]], [[PERSON_2]], [[PERSON_3]]</w:t>
       </w:r>
     </w:p>
     <w:p>
       <w:r>
-        <w:t>- Dativ: [[PERSON_9]], [[PERSON_2]], [[PERSON_4]]</w:t>
+        <w:t>- Dativ: [[PERSON_8]], [[PERSON_2]], [[PERSON_3]]</w:t>
       </w:r>
     </w:p>
     <w:p>
       <w:r>
-        <w:t>- Akuzativ: [[PERSON_8]], [[PERSON_3]], [[PERSON_10]]</w:t>
+        <w:t>- Akuzativ: [[PERSON_7]], [[PERSON_2]], [[PERSON_3]]</w:t>
       </w:r>
     </w:p>
     <w:p>
       <w:r>
-        <w:t>- Instrumentál: [[PERSON_1]], [[PERSON_2]], [[PERSON_4]]</w:t>
+        <w:t>- Instrumentál: [[PERSON_1]], [[PERSON_2]], [[PERSON_3]]</w:t>
       </w:r>
     </w:p>
     <w:p>
       <w:r>
-        <w:t>- Lokál: o [[PERSON_1]], o [[PERSON_2]], o [[PERSON_4]]</w:t>
+        <w:t>- Lokál: o [[PERSON_1]], o [[PERSON_2]], o [[PERSON_3]]</w:t>
       </w:r>
     </w:p>
     <w:p>
@@ -521,7 +521,7 @@
     <w:p/>
     <w:p>
       <w:r>
-        <w:t>6. Údaje o osobě [[PERSON_5]] a o osobě [[PERSON_6]] mohou být sděleny třetím stranám pouze se souhlasem dotčených osob.</w:t>
+        <w:t>6. Údaje o osobě [[PERSON_4]] a o osobě [[PERSON_5]] mohou být sděleny třetím stranám pouze se souhlasem dotčených osob.</w:t>
       </w:r>
     </w:p>
     <w:p/>
@@ -580,7 +580,7 @@
     </w:p>
     <w:p>
       <w:r>
-        <w:t>7. Platební karta pro expresní úhrady (nepovinné): 5650 6211 5849 4213, [[ADDRESS_10]]: 264.</w:t>
+        <w:t>7. Platební karta pro expresní úhrady (nepovinné): 5650 6211 5849 4213, platnost 12/27, CVC: ***.</w:t>
       </w:r>
     </w:p>
     <w:p>
@@ -699,12 +699,12 @@
     <w:p/>
     <w:p>
       <w:r>
-        <w:t>1. Správcem osobních údajů je Advokátní kancelář Lex &amp; Partners s.r.o., [[ICO_1]], [[ADDRESS_1]] (dále jen „Správce").</w:t>
+        <w:t>1. Správcem osobních údajů je Advokátní kancelář Lex &amp; Partners s.r.o., [[ICO_1]], se [[ADDRESS_1]] (dále jen „Správce").</w:t>
       </w:r>
     </w:p>
     <w:p>
       <w:r>
-        <w:t>2. Správce zpracovává osobní údaje [[PERSON_2]], [[PERSON_4]], [[PERSON_5]], [[PERSON_6]] a [[PERSON_7]] v rozsahu:</w:t>
+        <w:t>2. Správce zpracovává osobní údaje [[PERSON_2]], [[PERSON_3]], [[PERSON_4]], [[PERSON_5]] a [[PERSON_6]] v rozsahu:</w:t>
       </w:r>
     </w:p>
     <w:p>
@@ -798,7 +798,7 @@
     <w:p/>
     <w:p>
       <w:r>
-        <w:t>6. Pověřenec pro ochranu osobních údajů: [[PERSON_7]], e-mail: [[EMAIL_6]], [[PHONE_7]].</w:t>
+        <w:t>6. Pověřenec pro ochranu osobních údajů: [[PERSON_6]], e-mail: [[EMAIL_6]], [[PHONE_7]].</w:t>
       </w:r>
     </w:p>
     <w:p/>
@@ -822,7 +822,7 @@
     </w:p>
     <w:p>
       <w:r>
-        <w:t>2. O záležitostech [[PERSON_2]] může být informován/a také [[PERSON_6]], [[PHONE_6]], e-mail [[EMAIL_5]].</w:t>
+        <w:t>2. O záležitostech [[PERSON_2]] může být informován/a také [[PERSON_5]], [[PHONE_6]], e-mail [[EMAIL_5]].</w:t>
       </w:r>
     </w:p>
     <w:p>
@@ -832,7 +832,7 @@
     </w:p>
     <w:p>
       <w:r>
-        <w:t>4. V naléhavých případech lze kontaktovat [[PERSON_5]] na telefonním čísle[[PHONE_5]] nebo e-mailem [[EMAIL_4]].</w:t>
+        <w:t>4. V naléhavých případech lze kontaktovat [[PERSON_4]] na telefonním čísle[[PHONE_5]] nebo e-mailem [[EMAIL_4]].</w:t>
       </w:r>
     </w:p>
     <w:p/>
@@ -866,7 +866,7 @@
     </w:p>
     <w:p>
       <w:r>
-        <w:t>c) bude nakládat s osobními údaji [[PERSON_2]], [[PERSON_4]], [[PERSON_5]], [[PERSON_6]] a [[PERSON_7]] v souladu s GDPR.</w:t>
+        <w:t>c) bude nakládat s osobními údaji [[PERSON_2]], [[PERSON_3]], [[PERSON_4]], [[PERSON_5]] a [[PERSON_6]] v souladu s GDPR.</w:t>
       </w:r>
     </w:p>
     <w:p/>
@@ -887,13 +887,13 @@
     </w:p>
     <w:p>
       <w:r>
-        <w:t>c) souhlasí s tím, aby [[PERSON_1]] kontaktoval/a [[PERSON_12]] a [[PERSON_7]] za účelem plnění smlouvy.</w:t>
+        <w:t>c) souhlasí s tím, aby [[PERSON_1]] kontaktoval/a a [[PERSON_6]] za účelem plnění smlouvy.</w:t>
       </w:r>
     </w:p>
     <w:p/>
     <w:p>
       <w:r>
-        <w:t>3. Svědci [[PERSON_4]] a [[PERSON_5]] potvrzují, že byli přítomni podpisu smlouvy a ověřili totožnost smluvních stran.</w:t>
+        <w:t>3. Svědci [[PERSON_3]] a [[PERSON_4]] potvrzují, že byli přítomni podpisu smlouvy a ověřili totožnost smluvních stran.</w:t>
       </w:r>
     </w:p>
     <w:p/>
@@ -932,12 +932,12 @@
     </w:p>
     <w:p>
       <w:r>
-        <w:t>a) Kopie občanského průkazu [[PERSON_2]] (č.[[PHONE_8]])</w:t>
+        <w:t>a) Kopie občanského průkazu [[PERSON_2]] (č.[[ID_CARD_1]])</w:t>
       </w:r>
     </w:p>
     <w:p>
       <w:r>
-        <w:t>b) Kopie občanského průkazu [[PERSON_8]] (č.[[PHONE_1]])</w:t>
+        <w:t>b) Kopie občanského průkazu [[PERSON_7]] (č.[[PHONE_1]])</w:t>
       </w:r>
     </w:p>
     <w:p>
@@ -947,7 +947,7 @@
     </w:p>
     <w:p>
       <w:r>
-        <w:t>d) Plná moc pro [[PERSON_7]]</w:t>
+        <w:t>d) Plná moc pro [[PERSON_6]]</w:t>
       </w:r>
     </w:p>
     <w:p/>
@@ -960,17 +960,17 @@
     <w:p/>
     <w:p>
       <w:r>
-        <w:t>……………………..............................          ……………………..............................</w:t>
+        <w:t>…………………….............................. ……………………..............................</w:t>
       </w:r>
     </w:p>
     <w:p>
       <w:r>
-        <w:t>Ing. [[PERSON_1]]                                        JUDr. [[PERSON_2]]</w:t>
+        <w:t>Ing. [[PERSON_1]] JUDr. [[PERSON_2]]</w:t>
       </w:r>
     </w:p>
     <w:p>
       <w:r>
-        <w:t>Pronajímatel                                    Dlužník</w:t>
+        <w:t>Pronajímatel Dlužník</w:t>
       </w:r>
     </w:p>
     <w:p/>
@@ -983,12 +983,12 @@
     <w:p/>
     <w:p>
       <w:r>
-        <w:t>……………………..............................          ……………………..............................</w:t>
+        <w:t>…………………….............................. ……………………..............................</w:t>
       </w:r>
     </w:p>
     <w:p>
       <w:r>
-        <w:t>PhDr. [[PERSON_4]]                                        PhDr. [[PERSON_5]]</w:t>
+        <w:t>PhDr. [[PERSON_3]] PhDr. [[PERSON_4]]</w:t>
       </w:r>
     </w:p>
     <w:p/>
@@ -1043,6 +1043,12 @@
       </w:r>
     </w:p>
     <w:sectPr>
+      <w:headerReference w:type="default" r:id="rId9"/>
+      <w:footerReference w:type="default" r:id="rId10"/>
+      <w:headerReference w:type="first" r:id="rId11"/>
+      <w:footerReference w:type="first" r:id="rId12"/>
+      <w:headerReference w:type="even" r:id="rId13"/>
+      <w:footerReference w:type="even" r:id="rId14"/>
       <w:pgSz w:w="12240" w:h="15840"/>
       <w:pgMar w:top="1134" w:right="1417" w:bottom="1134" w:left="1417" w:header="720" w:footer="720" w:gutter="0"/>
       <w:cols w:space="720"/>
@@ -1050,6 +1056,66 @@
     </w:sectPr>
   </w:body>
 </w:document>
+</file>
+
+<file path=word/footer1.xml><?xml version="1.0" encoding="utf-8"?>
+<w:ftr xmlns:m="http://schemas.openxmlformats.org/officeDocument/2006/math" xmlns:mc="http://schemas.openxmlformats.org/markup-compatibility/2006" xmlns:mo="http://schemas.microsoft.com/office/mac/office/2008/main" xmlns:mv="urn:schemas-microsoft-com:mac:vml" xmlns:o="urn:schemas-microsoft-com:office:office" xmlns:r="http://schemas.openxmlformats.org/officeDocument/2006/relationships" xmlns:v="urn:schemas-microsoft-com:vml" xmlns:w10="urn:schemas-microsoft-com:office:word" xmlns:w14="http://schemas.microsoft.com/office/word/2010/wordml" xmlns:w="http://schemas.openxmlformats.org/wordprocessingml/2006/main" xmlns:wne="http://schemas.microsoft.com/office/word/2006/wordml" xmlns:wp14="http://schemas.microsoft.com/office/word/2010/wordprocessingDrawing" xmlns:wp="http://schemas.openxmlformats.org/drawingml/2006/wordprocessingDrawing" xmlns:wpc="http://schemas.microsoft.com/office/word/2010/wordprocessingCanvas" xmlns:wpg="http://schemas.microsoft.com/office/word/2010/wordprocessingGroup" xmlns:wpi="http://schemas.microsoft.com/office/word/2010/wordprocessingInk" xmlns:wps="http://schemas.microsoft.com/office/word/2010/wordprocessingShape" mc:Ignorable="w14 wp14">
+  <w:p>
+    <w:pPr>
+      <w:pStyle w:val="Footer"/>
+    </w:pPr>
+  </w:p>
+</w:ftr>
+</file>
+
+<file path=word/footer2.xml><?xml version="1.0" encoding="utf-8"?>
+<w:ftr xmlns:m="http://schemas.openxmlformats.org/officeDocument/2006/math" xmlns:mc="http://schemas.openxmlformats.org/markup-compatibility/2006" xmlns:mo="http://schemas.microsoft.com/office/mac/office/2008/main" xmlns:mv="urn:schemas-microsoft-com:mac:vml" xmlns:o="urn:schemas-microsoft-com:office:office" xmlns:r="http://schemas.openxmlformats.org/officeDocument/2006/relationships" xmlns:v="urn:schemas-microsoft-com:vml" xmlns:w10="urn:schemas-microsoft-com:office:word" xmlns:w14="http://schemas.microsoft.com/office/word/2010/wordml" xmlns:w="http://schemas.openxmlformats.org/wordprocessingml/2006/main" xmlns:wne="http://schemas.microsoft.com/office/word/2006/wordml" xmlns:wp14="http://schemas.microsoft.com/office/word/2010/wordprocessingDrawing" xmlns:wp="http://schemas.openxmlformats.org/drawingml/2006/wordprocessingDrawing" xmlns:wpc="http://schemas.microsoft.com/office/word/2010/wordprocessingCanvas" xmlns:wpg="http://schemas.microsoft.com/office/word/2010/wordprocessingGroup" xmlns:wpi="http://schemas.microsoft.com/office/word/2010/wordprocessingInk" xmlns:wps="http://schemas.microsoft.com/office/word/2010/wordprocessingShape" mc:Ignorable="w14 wp14">
+  <w:p>
+    <w:pPr>
+      <w:pStyle w:val="Footer"/>
+    </w:pPr>
+  </w:p>
+</w:ftr>
+</file>
+
+<file path=word/footer3.xml><?xml version="1.0" encoding="utf-8"?>
+<w:ftr xmlns:m="http://schemas.openxmlformats.org/officeDocument/2006/math" xmlns:mc="http://schemas.openxmlformats.org/markup-compatibility/2006" xmlns:mo="http://schemas.microsoft.com/office/mac/office/2008/main" xmlns:mv="urn:schemas-microsoft-com:mac:vml" xmlns:o="urn:schemas-microsoft-com:office:office" xmlns:r="http://schemas.openxmlformats.org/officeDocument/2006/relationships" xmlns:v="urn:schemas-microsoft-com:vml" xmlns:w10="urn:schemas-microsoft-com:office:word" xmlns:w14="http://schemas.microsoft.com/office/word/2010/wordml" xmlns:w="http://schemas.openxmlformats.org/wordprocessingml/2006/main" xmlns:wne="http://schemas.microsoft.com/office/word/2006/wordml" xmlns:wp14="http://schemas.microsoft.com/office/word/2010/wordprocessingDrawing" xmlns:wp="http://schemas.openxmlformats.org/drawingml/2006/wordprocessingDrawing" xmlns:wpc="http://schemas.microsoft.com/office/word/2010/wordprocessingCanvas" xmlns:wpg="http://schemas.microsoft.com/office/word/2010/wordprocessingGroup" xmlns:wpi="http://schemas.microsoft.com/office/word/2010/wordprocessingInk" xmlns:wps="http://schemas.microsoft.com/office/word/2010/wordprocessingShape" mc:Ignorable="w14 wp14">
+  <w:p>
+    <w:pPr>
+      <w:pStyle w:val="Footer"/>
+    </w:pPr>
+  </w:p>
+</w:ftr>
+</file>
+
+<file path=word/header1.xml><?xml version="1.0" encoding="utf-8"?>
+<w:hdr xmlns:m="http://schemas.openxmlformats.org/officeDocument/2006/math" xmlns:mc="http://schemas.openxmlformats.org/markup-compatibility/2006" xmlns:mo="http://schemas.microsoft.com/office/mac/office/2008/main" xmlns:mv="urn:schemas-microsoft-com:mac:vml" xmlns:o="urn:schemas-microsoft-com:office:office" xmlns:r="http://schemas.openxmlformats.org/officeDocument/2006/relationships" xmlns:v="urn:schemas-microsoft-com:vml" xmlns:w10="urn:schemas-microsoft-com:office:word" xmlns:w14="http://schemas.microsoft.com/office/word/2010/wordml" xmlns:w="http://schemas.openxmlformats.org/wordprocessingml/2006/main" xmlns:wne="http://schemas.microsoft.com/office/word/2006/wordml" xmlns:wp14="http://schemas.microsoft.com/office/word/2010/wordprocessingDrawing" xmlns:wp="http://schemas.openxmlformats.org/drawingml/2006/wordprocessingDrawing" xmlns:wpc="http://schemas.microsoft.com/office/word/2010/wordprocessingCanvas" xmlns:wpg="http://schemas.microsoft.com/office/word/2010/wordprocessingGroup" xmlns:wpi="http://schemas.microsoft.com/office/word/2010/wordprocessingInk" xmlns:wps="http://schemas.microsoft.com/office/word/2010/wordprocessingShape" mc:Ignorable="w14 wp14">
+  <w:p>
+    <w:pPr>
+      <w:pStyle w:val="Header"/>
+    </w:pPr>
+  </w:p>
+</w:hdr>
+</file>
+
+<file path=word/header2.xml><?xml version="1.0" encoding="utf-8"?>
+<w:hdr xmlns:m="http://schemas.openxmlformats.org/officeDocument/2006/math" xmlns:mc="http://schemas.openxmlformats.org/markup-compatibility/2006" xmlns:mo="http://schemas.microsoft.com/office/mac/office/2008/main" xmlns:mv="urn:schemas-microsoft-com:mac:vml" xmlns:o="urn:schemas-microsoft-com:office:office" xmlns:r="http://schemas.openxmlformats.org/officeDocument/2006/relationships" xmlns:v="urn:schemas-microsoft-com:vml" xmlns:w10="urn:schemas-microsoft-com:office:word" xmlns:w14="http://schemas.microsoft.com/office/word/2010/wordml" xmlns:w="http://schemas.openxmlformats.org/wordprocessingml/2006/main" xmlns:wne="http://schemas.microsoft.com/office/word/2006/wordml" xmlns:wp14="http://schemas.microsoft.com/office/word/2010/wordprocessingDrawing" xmlns:wp="http://schemas.openxmlformats.org/drawingml/2006/wordprocessingDrawing" xmlns:wpc="http://schemas.microsoft.com/office/word/2010/wordprocessingCanvas" xmlns:wpg="http://schemas.microsoft.com/office/word/2010/wordprocessingGroup" xmlns:wpi="http://schemas.microsoft.com/office/word/2010/wordprocessingInk" xmlns:wps="http://schemas.microsoft.com/office/word/2010/wordprocessingShape" mc:Ignorable="w14 wp14">
+  <w:p>
+    <w:pPr>
+      <w:pStyle w:val="Header"/>
+    </w:pPr>
+  </w:p>
+</w:hdr>
+</file>
+
+<file path=word/header3.xml><?xml version="1.0" encoding="utf-8"?>
+<w:hdr xmlns:m="http://schemas.openxmlformats.org/officeDocument/2006/math" xmlns:mc="http://schemas.openxmlformats.org/markup-compatibility/2006" xmlns:mo="http://schemas.microsoft.com/office/mac/office/2008/main" xmlns:mv="urn:schemas-microsoft-com:mac:vml" xmlns:o="urn:schemas-microsoft-com:office:office" xmlns:r="http://schemas.openxmlformats.org/officeDocument/2006/relationships" xmlns:v="urn:schemas-microsoft-com:vml" xmlns:w10="urn:schemas-microsoft-com:office:word" xmlns:w14="http://schemas.microsoft.com/office/word/2010/wordml" xmlns:w="http://schemas.openxmlformats.org/wordprocessingml/2006/main" xmlns:wne="http://schemas.microsoft.com/office/word/2006/wordml" xmlns:wp14="http://schemas.microsoft.com/office/word/2010/wordprocessingDrawing" xmlns:wp="http://schemas.openxmlformats.org/drawingml/2006/wordprocessingDrawing" xmlns:wpc="http://schemas.microsoft.com/office/word/2010/wordprocessingCanvas" xmlns:wpg="http://schemas.microsoft.com/office/word/2010/wordprocessingGroup" xmlns:wpi="http://schemas.microsoft.com/office/word/2010/wordprocessingInk" xmlns:wps="http://schemas.microsoft.com/office/word/2010/wordprocessingShape" mc:Ignorable="w14 wp14">
+  <w:p>
+    <w:pPr>
+      <w:pStyle w:val="Header"/>
+    </w:pPr>
+  </w:p>
+</w:hdr>
 </file>
 
 <file path=word/numbering.xml><?xml version="1.0" encoding="utf-8"?>
